--- a/paper/Title_Page.docx
+++ b/paper/Title_Page.docx
@@ -26,22 +26,16 @@
           <w:sz w:val="20"/>
           <w:vertAlign w:val="superscript"/>
         </w:rPr>
-        <w:t>1,*</w:t>
+        <w:t>*</w:t>
       </w:r>
     </w:p>
     <w:p>
       <w:r>
         <w:rPr>
-          <w:vertAlign w:val="superscript"/>
+          <w:i/>
+          <w:sz w:val="22"/>
         </w:rPr>
-        <w:t xml:space="preserve">1 </w:t>
-      </w:r>
-      <w:r>
-        <w:rPr>
-          <w:i/>
-          <w:sz w:val="21"/>
-        </w:rPr>
-        <w:t>Department of Artificial Intelligence, Priyadarshini Bhagwati College of Engineering (PBCOE), Nagpur, Maharashtra 440024, India</w:t>
+        <w:t>Independent Researcher, Nagpur, Maharashtra 440024, India</w:t>
       </w:r>
     </w:p>
     <w:p/>
@@ -62,7 +56,7 @@
         <w:br/>
         <w:t>Email: harshambule612@gmail.com</w:t>
         <w:br/>
-        <w:t>Department of Artificial Intelligence, Priyadarshini Bhagwati College of Engineering (PBCOE), Nagpur, Maharashtra, India</w:t>
+        <w:t>Affiliation: Independent Researcher, Nagpur, Maharashtra 440024, India</w:t>
       </w:r>
     </w:p>
     <w:p/>
@@ -116,7 +110,7 @@
         <w:rPr>
           <w:sz w:val="21"/>
         </w:rPr>
-        <w:t>The author acknowledges Priyadarshini Bhagwati College of Engineering (PBCOE) for computational access, and confirms that no external funding supported this study.</w:t>
+        <w:t>The author declares that this research was conducted independently without external institutional funding, commercial sponsorship, or grant support.</w:t>
       </w:r>
     </w:p>
     <w:p/>
